--- a/exercises2/user_space/srv6/doc/srv6.docx
+++ b/exercises2/user_space/srv6/doc/srv6.docx
@@ -69,7 +69,6 @@
           <w:spacing w:val="0"/>
           <w:szCs w:val="14"/>
           <w:u w:val="none"/>
-          <w:bdr w:val="none" w:color="auto" w:sz="0" w:space="0"/>
           <w:shd w:val="clear" w:fill="FFFFFF"/>
         </w:rPr>
         <w:t>IPv6</w:t>
@@ -104,7 +103,6 @@
           <w:spacing w:val="0"/>
           <w:kern w:val="0"/>
           <w:szCs w:val="14"/>
-          <w:bdr w:val="none" w:color="auto" w:sz="0" w:space="0"/>
           <w:shd w:val="clear" w:fill="FFFFFF"/>
           <w:lang w:val="en-US" w:eastAsia="zh-CN" w:bidi="ar"/>
         </w:rPr>
@@ -160,7 +158,6 @@
           <w:spacing w:val="0"/>
           <w:kern w:val="0"/>
           <w:szCs w:val="14"/>
-          <w:bdr w:val="none" w:color="auto" w:sz="0" w:space="0"/>
           <w:shd w:val="clear" w:fill="FFFFFF"/>
           <w:lang w:val="en-US" w:eastAsia="zh-CN" w:bidi="ar"/>
         </w:rPr>
@@ -234,7 +231,6 @@
           <w:spacing w:val="0"/>
           <w:szCs w:val="14"/>
           <w:u w:val="none"/>
-          <w:bdr w:val="none" w:color="auto" w:sz="0" w:space="0"/>
           <w:shd w:val="clear" w:fill="FFFFFF"/>
           <w:vertAlign w:val="baseline"/>
         </w:rPr>
@@ -280,7 +276,6 @@
           <w:spacing w:val="0"/>
           <w:szCs w:val="14"/>
           <w:u w:val="none"/>
-          <w:bdr w:val="none" w:color="auto" w:sz="0" w:space="0"/>
           <w:shd w:val="clear" w:fill="FFFFFF"/>
           <w:vertAlign w:val="baseline"/>
         </w:rPr>
@@ -326,7 +321,6 @@
           <w:spacing w:val="0"/>
           <w:szCs w:val="14"/>
           <w:u w:val="none"/>
-          <w:bdr w:val="none" w:color="auto" w:sz="0" w:space="0"/>
           <w:shd w:val="clear" w:fill="FFFFFF"/>
           <w:vertAlign w:val="baseline"/>
         </w:rPr>
@@ -361,15 +355,7 @@
         <w:rPr>
           <w:rFonts w:hint="default"/>
         </w:rPr>
-        <w:t>报文到达节点B，B节点查找本地SID表（存储本节点生成的SRv6 SID信息）,命中自身的SID（End.X SID），执行SID对应的指令动作。SL值减1，并将Segment List[1]值复制到DA</w:t>
-      </w:r>
-      <w:bookmarkStart w:id="0" w:name="_GoBack"/>
-      <w:bookmarkEnd w:id="0"/>
-      <w:r>
-        <w:rPr>
-          <w:rFonts w:hint="default"/>
-        </w:rPr>
-        <w:t>字段，同时将报文从SID绑定的链路（B-C）发送出去。</w:t>
+        <w:t>报文到达节点B，B节点查找本地SID表（存储本节点生成的SRv6 SID信息）,命中自身的SID（End.X SID），执行SID对应的指令动作。SL值减1，并将Segment List[1]值复制到DA字段，同时将报文从SID绑定的链路（B-C）发送出去。</w:t>
       </w:r>
     </w:p>
     <w:p>
@@ -428,6 +414,479 @@
         </w:rPr>
         <w:t>节点E收到报文后根据A5::10查找本地SID表，命中自身SID（End.DT4 SID），执行对应的指令动作，解封装报文，去除IPv6报文头，并将内层IPv4报文在SID绑定的VPN实例的IPv4路由表中进程查表转发，最终将报文发送给主机2。</w:t>
       </w:r>
+    </w:p>
+    <w:p>
+      <w:pPr>
+        <w:widowControl w:val="0"/>
+        <w:numPr>
+          <w:numId w:val="0"/>
+        </w:numPr>
+        <w:bidi w:val="0"/>
+        <w:jc w:val="both"/>
+        <w:rPr>
+          <w:rFonts w:hint="default"/>
+        </w:rPr>
+      </w:pPr>
+    </w:p>
+    <w:p>
+      <w:pPr>
+        <w:pStyle w:val="2"/>
+        <w:bidi w:val="0"/>
+      </w:pPr>
+      <w:bookmarkStart w:id="0" w:name="_Toc160557939"/>
+      <w:r>
+        <w:rPr>
+          <w:rFonts w:hint="default"/>
+        </w:rPr>
+        <w:t>SRv6</w:t>
+      </w:r>
+      <w:bookmarkEnd w:id="0"/>
+      <w:r>
+        <w:rPr>
+          <w:rFonts w:hint="default"/>
+        </w:rPr>
+        <w:t>报文</w:t>
+      </w:r>
+    </w:p>
+    <w:p>
+      <w:pPr>
+        <w:bidi w:val="0"/>
+      </w:pPr>
+      <w:r>
+        <w:rPr>
+          <w:rFonts w:hint="default"/>
+          <w:lang w:val="en-US" w:eastAsia="zh-CN"/>
+        </w:rPr>
+        <w:t>SRv6的报文封装格式为：在原始三层数据报文前面添加新的IPv6基本头和SRH（Segment Routing Header，SRv6报文头）。SRH是路由类型取值为4的一种路由扩展头。如</w:t>
+      </w:r>
+      <w:r>
+        <w:rPr>
+          <w:rFonts w:hint="default"/>
+          <w:lang w:val="en-US" w:eastAsia="zh-CN"/>
+        </w:rPr>
+        <w:fldChar w:fldCharType="begin"/>
+      </w:r>
+      <w:r>
+        <w:rPr>
+          <w:rFonts w:hint="default"/>
+          <w:lang w:val="en-US" w:eastAsia="zh-CN"/>
+        </w:rPr>
+        <w:instrText xml:space="preserve"> HYPERLINK "https://www.h3c.com/cn/d_202403/2060804_30005_0.htm" \l "_Ref505087871" </w:instrText>
+      </w:r>
+      <w:r>
+        <w:rPr>
+          <w:rFonts w:hint="default"/>
+          <w:lang w:val="en-US" w:eastAsia="zh-CN"/>
+        </w:rPr>
+        <w:fldChar w:fldCharType="separate"/>
+      </w:r>
+      <w:r>
+        <w:rPr>
+          <w:rStyle w:val="14"/>
+          <w:rFonts w:hint="default" w:ascii="Arial" w:hAnsi="Arial" w:cs="Arial"/>
+          <w:i w:val="0"/>
+          <w:iCs w:val="0"/>
+          <w:caps w:val="0"/>
+          <w:color w:val="0000FF"/>
+          <w:spacing w:val="0"/>
+          <w:szCs w:val="14"/>
+          <w:u w:val="single"/>
+          <w:bdr w:val="none" w:color="auto" w:sz="0" w:space="0"/>
+          <w:shd w:val="clear" w:fill="FFFFFF"/>
+          <w:vertAlign w:val="baseline"/>
+        </w:rPr>
+        <w:t>图1-4</w:t>
+      </w:r>
+      <w:r>
+        <w:rPr>
+          <w:rFonts w:hint="default"/>
+          <w:lang w:val="en-US" w:eastAsia="zh-CN"/>
+        </w:rPr>
+        <w:fldChar w:fldCharType="end"/>
+      </w:r>
+      <w:r>
+        <w:rPr>
+          <w:rFonts w:hint="default"/>
+          <w:lang w:val="en-US" w:eastAsia="zh-CN"/>
+        </w:rPr>
+        <w:t>所示，IPv6基本头中Next Header取值为43，表明下一个报文头为路由扩展头。路由扩展头的路由类型字段取值为4，表明该路由扩展头为SRH。SRH主要包含以下几个部分：</w:t>
+      </w:r>
+    </w:p>
+    <w:p>
+      <w:pPr>
+        <w:numPr>
+          <w:ilvl w:val="0"/>
+          <w:numId w:val="3"/>
+        </w:numPr>
+        <w:bidi w:val="0"/>
+        <w:ind w:left="420" w:leftChars="0" w:hanging="420" w:firstLineChars="0"/>
+        <w:rPr>
+          <w:rFonts w:hint="default"/>
+        </w:rPr>
+      </w:pPr>
+      <w:r>
+        <w:rPr>
+          <w:rFonts w:hint="default"/>
+        </w:rPr>
+        <w:t>Next Header：8bits，用来标识下一个报文头的类型。</w:t>
+      </w:r>
+    </w:p>
+    <w:p>
+      <w:pPr>
+        <w:numPr>
+          <w:ilvl w:val="0"/>
+          <w:numId w:val="3"/>
+        </w:numPr>
+        <w:bidi w:val="0"/>
+        <w:ind w:left="420" w:leftChars="0" w:hanging="420" w:firstLineChars="0"/>
+        <w:rPr>
+          <w:rFonts w:hint="default"/>
+        </w:rPr>
+      </w:pPr>
+      <w:r>
+        <w:rPr>
+          <w:rFonts w:hint="default"/>
+        </w:rPr>
+        <w:t> Hdr Ext Len：8bits，</w:t>
+      </w:r>
+      <w:r>
+        <w:rPr>
+          <w:rFonts w:hint="default"/>
+          <w:color w:val="FF0000"/>
+        </w:rPr>
+        <w:t>表示以8个字节为单位的SRH头的长度，不包括前8个字节</w:t>
+      </w:r>
+      <w:r>
+        <w:rPr>
+          <w:rFonts w:hint="default"/>
+        </w:rPr>
+        <w:t>。</w:t>
+      </w:r>
+    </w:p>
+    <w:p>
+      <w:pPr>
+        <w:numPr>
+          <w:ilvl w:val="0"/>
+          <w:numId w:val="3"/>
+        </w:numPr>
+        <w:bidi w:val="0"/>
+        <w:ind w:left="420" w:leftChars="0" w:hanging="420" w:firstLineChars="0"/>
+        <w:rPr>
+          <w:rFonts w:hint="default"/>
+        </w:rPr>
+      </w:pPr>
+      <w:r>
+        <w:rPr>
+          <w:rFonts w:hint="default"/>
+        </w:rPr>
+        <w:t>Routing Type：8bits，路由类型字段，取值为4，表示携带的是SRH。</w:t>
+      </w:r>
+    </w:p>
+    <w:p>
+      <w:pPr>
+        <w:numPr>
+          <w:ilvl w:val="0"/>
+          <w:numId w:val="3"/>
+        </w:numPr>
+        <w:bidi w:val="0"/>
+        <w:ind w:left="420" w:leftChars="0" w:hanging="420" w:firstLineChars="0"/>
+        <w:rPr>
+          <w:rFonts w:hint="default"/>
+        </w:rPr>
+      </w:pPr>
+      <w:r>
+        <w:rPr>
+          <w:rFonts w:hint="default"/>
+        </w:rPr>
+        <w:t>Segments Left：8bits，标识需要查看的下一个SID的编号，初始取值为n-1（n表示路由扩展头中SID的数目），每经过一个节点减1。</w:t>
+      </w:r>
+    </w:p>
+    <w:p>
+      <w:pPr>
+        <w:numPr>
+          <w:ilvl w:val="0"/>
+          <w:numId w:val="3"/>
+        </w:numPr>
+        <w:bidi w:val="0"/>
+        <w:ind w:left="420" w:leftChars="0" w:hanging="420" w:firstLineChars="0"/>
+        <w:rPr>
+          <w:rFonts w:hint="default"/>
+        </w:rPr>
+      </w:pPr>
+      <w:r>
+        <w:rPr>
+          <w:rFonts w:hint="default"/>
+        </w:rPr>
+        <w:t> Last Entry：8bits，SRH头中报文实际转发路径的第一个SID的编号。</w:t>
+      </w:r>
+    </w:p>
+    <w:p>
+      <w:pPr>
+        <w:numPr>
+          <w:ilvl w:val="0"/>
+          <w:numId w:val="3"/>
+        </w:numPr>
+        <w:bidi w:val="0"/>
+        <w:ind w:left="420" w:leftChars="0" w:hanging="420" w:firstLineChars="0"/>
+        <w:rPr>
+          <w:rFonts w:hint="default"/>
+        </w:rPr>
+      </w:pPr>
+      <w:r>
+        <w:rPr>
+          <w:rFonts w:hint="default"/>
+        </w:rPr>
+        <w:t>Flags：8bits，标志位信息。</w:t>
+      </w:r>
+    </w:p>
+    <w:p>
+      <w:pPr>
+        <w:numPr>
+          <w:ilvl w:val="0"/>
+          <w:numId w:val="3"/>
+        </w:numPr>
+        <w:bidi w:val="0"/>
+        <w:ind w:left="420" w:leftChars="0" w:hanging="420" w:firstLineChars="0"/>
+        <w:rPr>
+          <w:rFonts w:hint="default"/>
+        </w:rPr>
+      </w:pPr>
+      <w:r>
+        <w:rPr>
+          <w:rFonts w:hint="default"/>
+        </w:rPr>
+        <w:t>Tag：16bits，用来标记具有相同特性的一组报文。</w:t>
+      </w:r>
+    </w:p>
+    <w:p>
+      <w:pPr>
+        <w:numPr>
+          <w:ilvl w:val="0"/>
+          <w:numId w:val="3"/>
+        </w:numPr>
+        <w:bidi w:val="0"/>
+        <w:ind w:left="420" w:leftChars="0" w:hanging="420" w:firstLineChars="0"/>
+        <w:rPr>
+          <w:rFonts w:hint="default"/>
+        </w:rPr>
+      </w:pPr>
+      <w:r>
+        <w:rPr>
+          <w:rFonts w:hint="default"/>
+        </w:rPr>
+        <w:t>Segment List：SID列表。按照报文转发路径上节点从远到近的顺序进行排列，即Segment List [0]表示路径的最后一个SID，Segment List [1]表示路径的倒数第二个SID，以此类推。</w:t>
+      </w:r>
+    </w:p>
+    <w:p>
+      <w:pPr>
+        <w:bidi w:val="0"/>
+        <w:rPr>
+          <w:rFonts w:hint="default"/>
+        </w:rPr>
+      </w:pPr>
+      <w:bookmarkStart w:id="1" w:name="_Ref505087871"/>
+      <w:r>
+        <w:rPr>
+          <w:rFonts w:hint="default"/>
+        </w:rPr>
+        <w:t>图1-4 SRv6</w:t>
+      </w:r>
+      <w:bookmarkEnd w:id="1"/>
+      <w:r>
+        <w:rPr>
+          <w:rFonts w:hint="default"/>
+        </w:rPr>
+        <w:t>的报文封装示意图</w:t>
+      </w:r>
+    </w:p>
+    <w:p>
+      <w:pPr>
+        <w:bidi w:val="0"/>
+        <w:rPr>
+          <w:rFonts w:ascii="宋体" w:hAnsi="宋体" w:eastAsia="宋体" w:cs="宋体"/>
+          <w:sz w:val="24"/>
+          <w:szCs w:val="24"/>
+        </w:rPr>
+      </w:pPr>
+      <w:r>
+        <w:rPr>
+          <w:rFonts w:ascii="宋体" w:hAnsi="宋体" w:eastAsia="宋体" w:cs="宋体"/>
+          <w:sz w:val="24"/>
+          <w:szCs w:val="24"/>
+        </w:rPr>
+        <w:drawing>
+          <wp:inline distT="0" distB="0" distL="114300" distR="114300">
+            <wp:extent cx="4739640" cy="4163695"/>
+            <wp:effectExtent l="0" t="0" r="10160" b="1905"/>
+            <wp:docPr id="2" name="图片 1" descr="IMG_256"/>
+            <wp:cNvGraphicFramePr>
+              <a:graphicFrameLocks xmlns:a="http://schemas.openxmlformats.org/drawingml/2006/main" noChangeAspect="1"/>
+            </wp:cNvGraphicFramePr>
+            <a:graphic xmlns:a="http://schemas.openxmlformats.org/drawingml/2006/main">
+              <a:graphicData uri="http://schemas.openxmlformats.org/drawingml/2006/picture">
+                <pic:pic xmlns:pic="http://schemas.openxmlformats.org/drawingml/2006/picture">
+                  <pic:nvPicPr>
+                    <pic:cNvPr id="2" name="图片 1" descr="IMG_256"/>
+                    <pic:cNvPicPr>
+                      <a:picLocks noChangeAspect="1"/>
+                    </pic:cNvPicPr>
+                  </pic:nvPicPr>
+                  <pic:blipFill>
+                    <a:blip r:embed="rId5"/>
+                    <a:stretch>
+                      <a:fillRect/>
+                    </a:stretch>
+                  </pic:blipFill>
+                  <pic:spPr>
+                    <a:xfrm>
+                      <a:off x="0" y="0"/>
+                      <a:ext cx="4739640" cy="4163695"/>
+                    </a:xfrm>
+                    <a:prstGeom prst="rect">
+                      <a:avLst/>
+                    </a:prstGeom>
+                    <a:noFill/>
+                    <a:ln w="9525">
+                      <a:noFill/>
+                    </a:ln>
+                  </pic:spPr>
+                </pic:pic>
+              </a:graphicData>
+            </a:graphic>
+          </wp:inline>
+        </w:drawing>
+      </w:r>
+    </w:p>
+    <w:p>
+      <w:pPr>
+        <w:pStyle w:val="3"/>
+        <w:bidi w:val="0"/>
+      </w:pPr>
+      <w:bookmarkStart w:id="2" w:name="_GoBack"/>
+      <w:r>
+        <w:rPr>
+          <w:rFonts w:hint="eastAsia"/>
+        </w:rPr>
+        <w:t xml:space="preserve"> hdr_ext_len</w:t>
+      </w:r>
+    </w:p>
+    <w:bookmarkEnd w:id="2"/>
+    <w:p>
+      <w:pPr>
+        <w:bidi w:val="0"/>
+      </w:pPr>
+      <w:r>
+        <w:drawing>
+          <wp:inline distT="0" distB="0" distL="114300" distR="114300">
+            <wp:extent cx="5273675" cy="3785870"/>
+            <wp:effectExtent l="0" t="0" r="9525" b="11430"/>
+            <wp:docPr id="3" name="图片 2"/>
+            <wp:cNvGraphicFramePr>
+              <a:graphicFrameLocks xmlns:a="http://schemas.openxmlformats.org/drawingml/2006/main" noChangeAspect="1"/>
+            </wp:cNvGraphicFramePr>
+            <a:graphic xmlns:a="http://schemas.openxmlformats.org/drawingml/2006/main">
+              <a:graphicData uri="http://schemas.openxmlformats.org/drawingml/2006/picture">
+                <pic:pic xmlns:pic="http://schemas.openxmlformats.org/drawingml/2006/picture">
+                  <pic:nvPicPr>
+                    <pic:cNvPr id="3" name="图片 2"/>
+                    <pic:cNvPicPr>
+                      <a:picLocks noChangeAspect="1"/>
+                    </pic:cNvPicPr>
+                  </pic:nvPicPr>
+                  <pic:blipFill>
+                    <a:blip r:embed="rId6"/>
+                    <a:stretch>
+                      <a:fillRect/>
+                    </a:stretch>
+                  </pic:blipFill>
+                  <pic:spPr>
+                    <a:xfrm>
+                      <a:off x="0" y="0"/>
+                      <a:ext cx="5273675" cy="3785870"/>
+                    </a:xfrm>
+                    <a:prstGeom prst="rect">
+                      <a:avLst/>
+                    </a:prstGeom>
+                    <a:noFill/>
+                    <a:ln>
+                      <a:noFill/>
+                    </a:ln>
+                  </pic:spPr>
+                </pic:pic>
+              </a:graphicData>
+            </a:graphic>
+          </wp:inline>
+        </w:drawing>
+      </w:r>
+    </w:p>
+    <w:p>
+      <w:pPr>
+        <w:bidi w:val="0"/>
+      </w:pPr>
+    </w:p>
+    <w:p>
+      <w:pPr>
+        <w:bidi w:val="0"/>
+        <w:rPr>
+          <w:rFonts w:hint="default"/>
+        </w:rPr>
+      </w:pPr>
+      <w:r>
+        <w:drawing>
+          <wp:inline distT="0" distB="0" distL="114300" distR="114300">
+            <wp:extent cx="5272405" cy="4420870"/>
+            <wp:effectExtent l="0" t="0" r="10795" b="11430"/>
+            <wp:docPr id="4" name="图片 3"/>
+            <wp:cNvGraphicFramePr>
+              <a:graphicFrameLocks xmlns:a="http://schemas.openxmlformats.org/drawingml/2006/main" noChangeAspect="1"/>
+            </wp:cNvGraphicFramePr>
+            <a:graphic xmlns:a="http://schemas.openxmlformats.org/drawingml/2006/main">
+              <a:graphicData uri="http://schemas.openxmlformats.org/drawingml/2006/picture">
+                <pic:pic xmlns:pic="http://schemas.openxmlformats.org/drawingml/2006/picture">
+                  <pic:nvPicPr>
+                    <pic:cNvPr id="4" name="图片 3"/>
+                    <pic:cNvPicPr>
+                      <a:picLocks noChangeAspect="1"/>
+                    </pic:cNvPicPr>
+                  </pic:nvPicPr>
+                  <pic:blipFill>
+                    <a:blip r:embed="rId7"/>
+                    <a:stretch>
+                      <a:fillRect/>
+                    </a:stretch>
+                  </pic:blipFill>
+                  <pic:spPr>
+                    <a:xfrm>
+                      <a:off x="0" y="0"/>
+                      <a:ext cx="5272405" cy="4420870"/>
+                    </a:xfrm>
+                    <a:prstGeom prst="rect">
+                      <a:avLst/>
+                    </a:prstGeom>
+                    <a:noFill/>
+                    <a:ln>
+                      <a:noFill/>
+                    </a:ln>
+                  </pic:spPr>
+                </pic:pic>
+              </a:graphicData>
+            </a:graphic>
+          </wp:inline>
+        </w:drawing>
+      </w:r>
+    </w:p>
+    <w:p>
+      <w:pPr>
+        <w:widowControl w:val="0"/>
+        <w:numPr>
+          <w:numId w:val="0"/>
+        </w:numPr>
+        <w:bidi w:val="0"/>
+        <w:jc w:val="both"/>
+        <w:rPr>
+          <w:rFonts w:hint="default"/>
+        </w:rPr>
+      </w:pPr>
     </w:p>
     <w:p/>
     <w:sectPr>
@@ -475,7 +934,6 @@
     <w:lvl w:ilvl="2" w:tentative="0">
       <w:start w:val="1"/>
       <w:numFmt w:val="decimal"/>
-      <w:pStyle w:val="4"/>
       <w:lvlText w:val="%1.%2.%3."/>
       <w:lvlJc w:val="left"/>
       <w:pPr>
@@ -581,11 +1039,31 @@
       </w:rPr>
     </w:lvl>
   </w:abstractNum>
+  <w:abstractNum w:abstractNumId="2">
+    <w:nsid w:val="58B0C5CF"/>
+    <w:multiLevelType w:val="singleLevel"/>
+    <w:tmpl w:val="58B0C5CF"/>
+    <w:lvl w:ilvl="0" w:tentative="0">
+      <w:start w:val="1"/>
+      <w:numFmt w:val="bullet"/>
+      <w:lvlText w:val=""/>
+      <w:lvlJc w:val="left"/>
+      <w:pPr>
+        <w:ind w:left="420" w:hanging="420"/>
+      </w:pPr>
+      <w:rPr>
+        <w:rFonts w:hint="default" w:ascii="Wingdings" w:hAnsi="Wingdings"/>
+      </w:rPr>
+    </w:lvl>
+  </w:abstractNum>
   <w:num w:numId="1">
     <w:abstractNumId w:val="0"/>
   </w:num>
   <w:num w:numId="2">
     <w:abstractNumId w:val="1"/>
+  </w:num>
+  <w:num w:numId="3">
+    <w:abstractNumId w:val="2"/>
   </w:num>
 </w:numbering>
 </file>
@@ -603,7 +1081,7 @@
   <w:latentStyles w:count="260" w:defQFormat="0" w:defUnhideWhenUsed="1" w:defSemiHidden="1" w:defUIPriority="99" w:defLockedState="0">
     <w:lsdException w:qFormat="1" w:unhideWhenUsed="0" w:uiPriority="0" w:semiHidden="0" w:name="Normal"/>
     <w:lsdException w:qFormat="1" w:unhideWhenUsed="0" w:uiPriority="0" w:semiHidden="0" w:name="heading 1"/>
-    <w:lsdException w:qFormat="1" w:uiPriority="0" w:name="heading 2"/>
+    <w:lsdException w:qFormat="1" w:uiPriority="0" w:semiHidden="0" w:name="heading 2"/>
     <w:lsdException w:qFormat="1" w:uiPriority="0" w:name="heading 3"/>
     <w:lsdException w:qFormat="1" w:uiPriority="0" w:name="heading 4"/>
     <w:lsdException w:qFormat="1" w:uiPriority="0" w:name="heading 5"/>
@@ -895,7 +1373,6 @@
     <w:name w:val="heading 2"/>
     <w:basedOn w:val="1"/>
     <w:next w:val="1"/>
-    <w:semiHidden/>
     <w:unhideWhenUsed/>
     <w:qFormat/>
     <w:uiPriority w:val="0"/>
